--- a/zharko.yegor/materials/tasks/rep_template.docx
+++ b/zharko.yegor/materials/tasks/rep_template.docx
@@ -13,7 +13,6 @@
           <w:color w:val="000000"/>
           <w:sz w:val="28"/>
           <w:szCs w:val="28"/>
-          <w:lang w:val="en-US"/>
         </w:rPr>
       </w:pPr>
     </w:p>
@@ -178,7 +177,6 @@
           <w:color w:val="000000"/>
           <w:sz w:val="28"/>
           <w:szCs w:val="28"/>
-          <w:lang w:val="en-US"/>
         </w:rPr>
       </w:pPr>
       <w:r>
@@ -188,7 +186,6 @@
           <w:color w:val="000000"/>
           <w:sz w:val="28"/>
           <w:szCs w:val="28"/>
-          <w:lang w:val="en-US"/>
         </w:rPr>
         <w:t>{</w:t>
       </w:r>
@@ -209,7 +206,6 @@
           <w:color w:val="000000"/>
           <w:sz w:val="28"/>
           <w:szCs w:val="28"/>
-          <w:lang w:val="en-US"/>
         </w:rPr>
         <w:t>}</w:t>
       </w:r>
@@ -407,6 +403,24 @@
           <w:sz w:val="28"/>
           <w:szCs w:val="28"/>
         </w:rPr>
+        <w:tab/>
+      </w:r>
+      <w:r>
+        <w:rPr>
+          <w:rFonts w:ascii="Times New Roman" w:hAnsi="Times New Roman"/>
+          <w:color w:val="000000"/>
+          <w:sz w:val="28"/>
+          <w:szCs w:val="28"/>
+        </w:rPr>
+        <w:tab/>
+      </w:r>
+      <w:r>
+        <w:rPr>
+          <w:rFonts w:ascii="Times New Roman" w:hAnsi="Times New Roman"/>
+          <w:color w:val="000000"/>
+          <w:sz w:val="28"/>
+          <w:szCs w:val="28"/>
+        </w:rPr>
         <w:t>С</w:t>
       </w:r>
       <w:r>
@@ -624,6 +638,24 @@
           <w:sz w:val="28"/>
           <w:szCs w:val="28"/>
         </w:rPr>
+        <w:tab/>
+      </w:r>
+      <w:r>
+        <w:rPr>
+          <w:rFonts w:ascii="Times New Roman" w:hAnsi="Times New Roman"/>
+          <w:color w:val="000000"/>
+          <w:sz w:val="28"/>
+          <w:szCs w:val="28"/>
+        </w:rPr>
+        <w:tab/>
+      </w:r>
+      <w:r>
+        <w:rPr>
+          <w:rFonts w:ascii="Times New Roman" w:hAnsi="Times New Roman"/>
+          <w:color w:val="000000"/>
+          <w:sz w:val="28"/>
+          <w:szCs w:val="28"/>
+        </w:rPr>
         <w:t>Е</w:t>
       </w:r>
       <w:r>
@@ -703,17 +735,16 @@
     </w:p>
     <w:p>
       <w:pPr>
-        <w:pStyle w:val="ac"/>
-        <w:spacing w:line="360" w:lineRule="auto"/>
-        <w:rPr>
-          <w:sz w:val="28"/>
-        </w:rPr>
-      </w:pPr>
-      <w:bookmarkStart w:id="0" w:name="_Toc243762817"/>
+        <w:rPr>
+          <w:sz w:val="36"/>
+          <w:szCs w:val="36"/>
+        </w:rPr>
+      </w:pPr>
+      <w:bookmarkStart w:id="0" w:name="_Toc243831664"/>
       <w:r>
         <w:rPr>
           <w:rStyle w:val="10"/>
-          <w:sz w:val="28"/>
+          <w:szCs w:val="36"/>
         </w:rPr>
         <w:lastRenderedPageBreak/>
         <w:t>Оглавление</w:t>
@@ -724,14 +755,14 @@
       <w:pPr>
         <w:pStyle w:val="11"/>
         <w:tabs>
-          <w:tab w:val="right" w:leader="dot" w:pos="9344"/>
+          <w:tab w:val="right" w:leader="dot" w:pos="10456"/>
         </w:tabs>
         <w:rPr>
           <w:rFonts w:ascii="Times New Roman" w:eastAsiaTheme="minorEastAsia" w:hAnsi="Times New Roman"/>
           <w:noProof/>
           <w:kern w:val="2"/>
-          <w:sz w:val="28"/>
-          <w:szCs w:val="28"/>
+          <w:sz w:val="24"/>
+          <w:szCs w:val="24"/>
           <w:lang w:eastAsia="ru-RU"/>
           <w14:ligatures w14:val="standardContextual"/>
         </w:rPr>
@@ -763,15 +794,14 @@
         </w:rPr>
         <w:fldChar w:fldCharType="separate"/>
       </w:r>
-      <w:hyperlink w:anchor="_Toc243762817" w:history="1">
+      <w:hyperlink w:anchor="_Toc243831664" w:history="1">
         <w:r>
           <w:rPr>
             <w:rStyle w:val="ab"/>
             <w:rFonts w:ascii="Times New Roman" w:hAnsi="Times New Roman"/>
             <w:noProof/>
-            <w:sz w:val="28"/>
-            <w:szCs w:val="28"/>
-            <w:lang w:eastAsia="ru-RU"/>
+            <w:sz w:val="24"/>
+            <w:szCs w:val="24"/>
           </w:rPr>
           <w:t>Оглавление</w:t>
         </w:r>
@@ -780,8 +810,8 @@
             <w:rFonts w:ascii="Times New Roman" w:hAnsi="Times New Roman"/>
             <w:noProof/>
             <w:webHidden/>
-            <w:sz w:val="28"/>
-            <w:szCs w:val="28"/>
+            <w:sz w:val="24"/>
+            <w:szCs w:val="24"/>
           </w:rPr>
           <w:tab/>
         </w:r>
@@ -790,8 +820,8 @@
             <w:rFonts w:ascii="Times New Roman" w:hAnsi="Times New Roman"/>
             <w:noProof/>
             <w:webHidden/>
-            <w:sz w:val="28"/>
-            <w:szCs w:val="28"/>
+            <w:sz w:val="24"/>
+            <w:szCs w:val="24"/>
           </w:rPr>
           <w:fldChar w:fldCharType="begin"/>
         </w:r>
@@ -800,18 +830,18 @@
             <w:rFonts w:ascii="Times New Roman" w:hAnsi="Times New Roman"/>
             <w:noProof/>
             <w:webHidden/>
-            <w:sz w:val="28"/>
-            <w:szCs w:val="28"/>
-          </w:rPr>
-          <w:instrText xml:space="preserve"> PAGEREF _Toc243762817 \h </w:instrText>
+            <w:sz w:val="24"/>
+            <w:szCs w:val="24"/>
+          </w:rPr>
+          <w:instrText xml:space="preserve"> PAGEREF _Toc243831664 \h </w:instrText>
         </w:r>
         <w:r>
           <w:rPr>
             <w:rFonts w:ascii="Times New Roman" w:hAnsi="Times New Roman"/>
             <w:noProof/>
             <w:webHidden/>
-            <w:sz w:val="28"/>
-            <w:szCs w:val="28"/>
+            <w:sz w:val="24"/>
+            <w:szCs w:val="24"/>
           </w:rPr>
         </w:r>
         <w:r>
@@ -819,8 +849,8 @@
             <w:rFonts w:ascii="Times New Roman" w:hAnsi="Times New Roman"/>
             <w:noProof/>
             <w:webHidden/>
-            <w:sz w:val="28"/>
-            <w:szCs w:val="28"/>
+            <w:sz w:val="24"/>
+            <w:szCs w:val="24"/>
           </w:rPr>
           <w:fldChar w:fldCharType="separate"/>
         </w:r>
@@ -829,8 +859,8 @@
             <w:rFonts w:ascii="Times New Roman" w:hAnsi="Times New Roman"/>
             <w:noProof/>
             <w:webHidden/>
-            <w:sz w:val="28"/>
-            <w:szCs w:val="28"/>
+            <w:sz w:val="24"/>
+            <w:szCs w:val="24"/>
           </w:rPr>
           <w:t>2</w:t>
         </w:r>
@@ -839,8 +869,8 @@
             <w:rFonts w:ascii="Times New Roman" w:hAnsi="Times New Roman"/>
             <w:noProof/>
             <w:webHidden/>
-            <w:sz w:val="28"/>
-            <w:szCs w:val="28"/>
+            <w:sz w:val="24"/>
+            <w:szCs w:val="24"/>
           </w:rPr>
           <w:fldChar w:fldCharType="end"/>
         </w:r>
@@ -850,26 +880,26 @@
       <w:pPr>
         <w:pStyle w:val="11"/>
         <w:tabs>
-          <w:tab w:val="right" w:leader="dot" w:pos="9344"/>
+          <w:tab w:val="right" w:leader="dot" w:pos="10456"/>
         </w:tabs>
         <w:rPr>
           <w:rFonts w:ascii="Times New Roman" w:eastAsiaTheme="minorEastAsia" w:hAnsi="Times New Roman"/>
           <w:noProof/>
           <w:kern w:val="2"/>
-          <w:sz w:val="28"/>
-          <w:szCs w:val="28"/>
+          <w:sz w:val="24"/>
+          <w:szCs w:val="24"/>
           <w:lang w:eastAsia="ru-RU"/>
           <w14:ligatures w14:val="standardContextual"/>
         </w:rPr>
       </w:pPr>
-      <w:hyperlink w:anchor="_Toc243762818" w:history="1">
+      <w:hyperlink w:anchor="_Toc243831665" w:history="1">
         <w:r>
           <w:rPr>
             <w:rStyle w:val="ab"/>
             <w:rFonts w:ascii="Times New Roman" w:hAnsi="Times New Roman"/>
             <w:noProof/>
-            <w:sz w:val="28"/>
-            <w:szCs w:val="28"/>
+            <w:sz w:val="24"/>
+            <w:szCs w:val="24"/>
           </w:rPr>
           <w:t>1. Постановка задачи</w:t>
         </w:r>
@@ -878,8 +908,8 @@
             <w:rFonts w:ascii="Times New Roman" w:hAnsi="Times New Roman"/>
             <w:noProof/>
             <w:webHidden/>
-            <w:sz w:val="28"/>
-            <w:szCs w:val="28"/>
+            <w:sz w:val="24"/>
+            <w:szCs w:val="24"/>
           </w:rPr>
           <w:tab/>
         </w:r>
@@ -888,8 +918,8 @@
             <w:rFonts w:ascii="Times New Roman" w:hAnsi="Times New Roman"/>
             <w:noProof/>
             <w:webHidden/>
-            <w:sz w:val="28"/>
-            <w:szCs w:val="28"/>
+            <w:sz w:val="24"/>
+            <w:szCs w:val="24"/>
           </w:rPr>
           <w:fldChar w:fldCharType="begin"/>
         </w:r>
@@ -898,18 +928,18 @@
             <w:rFonts w:ascii="Times New Roman" w:hAnsi="Times New Roman"/>
             <w:noProof/>
             <w:webHidden/>
-            <w:sz w:val="28"/>
-            <w:szCs w:val="28"/>
-          </w:rPr>
-          <w:instrText xml:space="preserve"> PAGEREF _Toc243762818 \h </w:instrText>
+            <w:sz w:val="24"/>
+            <w:szCs w:val="24"/>
+          </w:rPr>
+          <w:instrText xml:space="preserve"> PAGEREF _Toc243831665 \h </w:instrText>
         </w:r>
         <w:r>
           <w:rPr>
             <w:rFonts w:ascii="Times New Roman" w:hAnsi="Times New Roman"/>
             <w:noProof/>
             <w:webHidden/>
-            <w:sz w:val="28"/>
-            <w:szCs w:val="28"/>
+            <w:sz w:val="24"/>
+            <w:szCs w:val="24"/>
           </w:rPr>
         </w:r>
         <w:r>
@@ -917,8 +947,8 @@
             <w:rFonts w:ascii="Times New Roman" w:hAnsi="Times New Roman"/>
             <w:noProof/>
             <w:webHidden/>
-            <w:sz w:val="28"/>
-            <w:szCs w:val="28"/>
+            <w:sz w:val="24"/>
+            <w:szCs w:val="24"/>
           </w:rPr>
           <w:fldChar w:fldCharType="separate"/>
         </w:r>
@@ -927,8 +957,8 @@
             <w:rFonts w:ascii="Times New Roman" w:hAnsi="Times New Roman"/>
             <w:noProof/>
             <w:webHidden/>
-            <w:sz w:val="28"/>
-            <w:szCs w:val="28"/>
+            <w:sz w:val="24"/>
+            <w:szCs w:val="24"/>
           </w:rPr>
           <w:t>3</w:t>
         </w:r>
@@ -937,8 +967,8 @@
             <w:rFonts w:ascii="Times New Roman" w:hAnsi="Times New Roman"/>
             <w:noProof/>
             <w:webHidden/>
-            <w:sz w:val="28"/>
-            <w:szCs w:val="28"/>
+            <w:sz w:val="24"/>
+            <w:szCs w:val="24"/>
           </w:rPr>
           <w:fldChar w:fldCharType="end"/>
         </w:r>
@@ -948,26 +978,26 @@
       <w:pPr>
         <w:pStyle w:val="11"/>
         <w:tabs>
-          <w:tab w:val="right" w:leader="dot" w:pos="9344"/>
+          <w:tab w:val="right" w:leader="dot" w:pos="10456"/>
         </w:tabs>
         <w:rPr>
           <w:rFonts w:ascii="Times New Roman" w:eastAsiaTheme="minorEastAsia" w:hAnsi="Times New Roman"/>
           <w:noProof/>
           <w:kern w:val="2"/>
-          <w:sz w:val="28"/>
-          <w:szCs w:val="28"/>
+          <w:sz w:val="24"/>
+          <w:szCs w:val="24"/>
           <w:lang w:eastAsia="ru-RU"/>
           <w14:ligatures w14:val="standardContextual"/>
         </w:rPr>
       </w:pPr>
-      <w:hyperlink w:anchor="_Toc243762819" w:history="1">
+      <w:hyperlink w:anchor="_Toc243831666" w:history="1">
         <w:r>
           <w:rPr>
             <w:rStyle w:val="ab"/>
             <w:rFonts w:ascii="Times New Roman" w:hAnsi="Times New Roman"/>
             <w:noProof/>
-            <w:sz w:val="28"/>
-            <w:szCs w:val="28"/>
+            <w:sz w:val="24"/>
+            <w:szCs w:val="24"/>
           </w:rPr>
           <w:t>2. Используемые средства</w:t>
         </w:r>
@@ -976,8 +1006,8 @@
             <w:rFonts w:ascii="Times New Roman" w:hAnsi="Times New Roman"/>
             <w:noProof/>
             <w:webHidden/>
-            <w:sz w:val="28"/>
-            <w:szCs w:val="28"/>
+            <w:sz w:val="24"/>
+            <w:szCs w:val="24"/>
           </w:rPr>
           <w:tab/>
         </w:r>
@@ -986,8 +1016,8 @@
             <w:rFonts w:ascii="Times New Roman" w:hAnsi="Times New Roman"/>
             <w:noProof/>
             <w:webHidden/>
-            <w:sz w:val="28"/>
-            <w:szCs w:val="28"/>
+            <w:sz w:val="24"/>
+            <w:szCs w:val="24"/>
           </w:rPr>
           <w:fldChar w:fldCharType="begin"/>
         </w:r>
@@ -996,18 +1026,18 @@
             <w:rFonts w:ascii="Times New Roman" w:hAnsi="Times New Roman"/>
             <w:noProof/>
             <w:webHidden/>
-            <w:sz w:val="28"/>
-            <w:szCs w:val="28"/>
-          </w:rPr>
-          <w:instrText xml:space="preserve"> PAGEREF _Toc243762819 \h </w:instrText>
+            <w:sz w:val="24"/>
+            <w:szCs w:val="24"/>
+          </w:rPr>
+          <w:instrText xml:space="preserve"> PAGEREF _Toc243831666 \h </w:instrText>
         </w:r>
         <w:r>
           <w:rPr>
             <w:rFonts w:ascii="Times New Roman" w:hAnsi="Times New Roman"/>
             <w:noProof/>
             <w:webHidden/>
-            <w:sz w:val="28"/>
-            <w:szCs w:val="28"/>
+            <w:sz w:val="24"/>
+            <w:szCs w:val="24"/>
           </w:rPr>
         </w:r>
         <w:r>
@@ -1015,8 +1045,8 @@
             <w:rFonts w:ascii="Times New Roman" w:hAnsi="Times New Roman"/>
             <w:noProof/>
             <w:webHidden/>
-            <w:sz w:val="28"/>
-            <w:szCs w:val="28"/>
+            <w:sz w:val="24"/>
+            <w:szCs w:val="24"/>
           </w:rPr>
           <w:fldChar w:fldCharType="separate"/>
         </w:r>
@@ -1025,8 +1055,8 @@
             <w:rFonts w:ascii="Times New Roman" w:hAnsi="Times New Roman"/>
             <w:noProof/>
             <w:webHidden/>
-            <w:sz w:val="28"/>
-            <w:szCs w:val="28"/>
+            <w:sz w:val="24"/>
+            <w:szCs w:val="24"/>
           </w:rPr>
           <w:t>4</w:t>
         </w:r>
@@ -1035,8 +1065,8 @@
             <w:rFonts w:ascii="Times New Roman" w:hAnsi="Times New Roman"/>
             <w:noProof/>
             <w:webHidden/>
-            <w:sz w:val="28"/>
-            <w:szCs w:val="28"/>
+            <w:sz w:val="24"/>
+            <w:szCs w:val="24"/>
           </w:rPr>
           <w:fldChar w:fldCharType="end"/>
         </w:r>
@@ -1046,26 +1076,26 @@
       <w:pPr>
         <w:pStyle w:val="11"/>
         <w:tabs>
-          <w:tab w:val="right" w:leader="dot" w:pos="9344"/>
+          <w:tab w:val="right" w:leader="dot" w:pos="10456"/>
         </w:tabs>
         <w:rPr>
           <w:rFonts w:ascii="Times New Roman" w:eastAsiaTheme="minorEastAsia" w:hAnsi="Times New Roman"/>
           <w:noProof/>
           <w:kern w:val="2"/>
-          <w:sz w:val="28"/>
-          <w:szCs w:val="28"/>
+          <w:sz w:val="24"/>
+          <w:szCs w:val="24"/>
           <w:lang w:eastAsia="ru-RU"/>
           <w14:ligatures w14:val="standardContextual"/>
         </w:rPr>
       </w:pPr>
-      <w:hyperlink w:anchor="_Toc243762820" w:history="1">
+      <w:hyperlink w:anchor="_Toc243831667" w:history="1">
         <w:r>
           <w:rPr>
             <w:rStyle w:val="ab"/>
             <w:rFonts w:ascii="Times New Roman" w:hAnsi="Times New Roman"/>
             <w:noProof/>
-            <w:sz w:val="28"/>
-            <w:szCs w:val="28"/>
+            <w:sz w:val="24"/>
+            <w:szCs w:val="24"/>
           </w:rPr>
           <w:t>3. Решение</w:t>
         </w:r>
@@ -1074,8 +1104,8 @@
             <w:rFonts w:ascii="Times New Roman" w:hAnsi="Times New Roman"/>
             <w:noProof/>
             <w:webHidden/>
-            <w:sz w:val="28"/>
-            <w:szCs w:val="28"/>
+            <w:sz w:val="24"/>
+            <w:szCs w:val="24"/>
           </w:rPr>
           <w:tab/>
         </w:r>
@@ -1084,8 +1114,8 @@
             <w:rFonts w:ascii="Times New Roman" w:hAnsi="Times New Roman"/>
             <w:noProof/>
             <w:webHidden/>
-            <w:sz w:val="28"/>
-            <w:szCs w:val="28"/>
+            <w:sz w:val="24"/>
+            <w:szCs w:val="24"/>
           </w:rPr>
           <w:fldChar w:fldCharType="begin"/>
         </w:r>
@@ -1094,18 +1124,18 @@
             <w:rFonts w:ascii="Times New Roman" w:hAnsi="Times New Roman"/>
             <w:noProof/>
             <w:webHidden/>
-            <w:sz w:val="28"/>
-            <w:szCs w:val="28"/>
-          </w:rPr>
-          <w:instrText xml:space="preserve"> PAGEREF _Toc243762820 \h </w:instrText>
+            <w:sz w:val="24"/>
+            <w:szCs w:val="24"/>
+          </w:rPr>
+          <w:instrText xml:space="preserve"> PAGEREF _Toc243831667 \h </w:instrText>
         </w:r>
         <w:r>
           <w:rPr>
             <w:rFonts w:ascii="Times New Roman" w:hAnsi="Times New Roman"/>
             <w:noProof/>
             <w:webHidden/>
-            <w:sz w:val="28"/>
-            <w:szCs w:val="28"/>
+            <w:sz w:val="24"/>
+            <w:szCs w:val="24"/>
           </w:rPr>
         </w:r>
         <w:r>
@@ -1113,8 +1143,8 @@
             <w:rFonts w:ascii="Times New Roman" w:hAnsi="Times New Roman"/>
             <w:noProof/>
             <w:webHidden/>
-            <w:sz w:val="28"/>
-            <w:szCs w:val="28"/>
+            <w:sz w:val="24"/>
+            <w:szCs w:val="24"/>
           </w:rPr>
           <w:fldChar w:fldCharType="separate"/>
         </w:r>
@@ -1123,8 +1153,8 @@
             <w:rFonts w:ascii="Times New Roman" w:hAnsi="Times New Roman"/>
             <w:noProof/>
             <w:webHidden/>
-            <w:sz w:val="28"/>
-            <w:szCs w:val="28"/>
+            <w:sz w:val="24"/>
+            <w:szCs w:val="24"/>
           </w:rPr>
           <w:t>5</w:t>
         </w:r>
@@ -1133,8 +1163,8 @@
             <w:rFonts w:ascii="Times New Roman" w:hAnsi="Times New Roman"/>
             <w:noProof/>
             <w:webHidden/>
-            <w:sz w:val="28"/>
-            <w:szCs w:val="28"/>
+            <w:sz w:val="24"/>
+            <w:szCs w:val="24"/>
           </w:rPr>
           <w:fldChar w:fldCharType="end"/>
         </w:r>
@@ -1144,26 +1174,26 @@
       <w:pPr>
         <w:pStyle w:val="21"/>
         <w:tabs>
-          <w:tab w:val="right" w:leader="dot" w:pos="9344"/>
+          <w:tab w:val="right" w:leader="dot" w:pos="10456"/>
         </w:tabs>
         <w:rPr>
           <w:rFonts w:ascii="Times New Roman" w:eastAsiaTheme="minorEastAsia" w:hAnsi="Times New Roman"/>
           <w:noProof/>
           <w:kern w:val="2"/>
-          <w:sz w:val="28"/>
-          <w:szCs w:val="28"/>
+          <w:sz w:val="24"/>
+          <w:szCs w:val="24"/>
           <w:lang w:eastAsia="ru-RU"/>
           <w14:ligatures w14:val="standardContextual"/>
         </w:rPr>
       </w:pPr>
-      <w:hyperlink w:anchor="_Toc243762821" w:history="1">
+      <w:hyperlink w:anchor="_Toc243831668" w:history="1">
         <w:r>
           <w:rPr>
             <w:rStyle w:val="ab"/>
             <w:rFonts w:ascii="Times New Roman" w:hAnsi="Times New Roman"/>
             <w:noProof/>
-            <w:sz w:val="28"/>
-            <w:szCs w:val="28"/>
+            <w:sz w:val="24"/>
+            <w:szCs w:val="24"/>
             <w:shd w:val="clear" w:color="auto" w:fill="FFFFFF"/>
           </w:rPr>
           <w:t>3.1 Заголовок 1</w:t>
@@ -1173,8 +1203,8 @@
             <w:rFonts w:ascii="Times New Roman" w:hAnsi="Times New Roman"/>
             <w:noProof/>
             <w:webHidden/>
-            <w:sz w:val="28"/>
-            <w:szCs w:val="28"/>
+            <w:sz w:val="24"/>
+            <w:szCs w:val="24"/>
           </w:rPr>
           <w:tab/>
         </w:r>
@@ -1183,8 +1213,8 @@
             <w:rFonts w:ascii="Times New Roman" w:hAnsi="Times New Roman"/>
             <w:noProof/>
             <w:webHidden/>
-            <w:sz w:val="28"/>
-            <w:szCs w:val="28"/>
+            <w:sz w:val="24"/>
+            <w:szCs w:val="24"/>
           </w:rPr>
           <w:fldChar w:fldCharType="begin"/>
         </w:r>
@@ -1193,18 +1223,18 @@
             <w:rFonts w:ascii="Times New Roman" w:hAnsi="Times New Roman"/>
             <w:noProof/>
             <w:webHidden/>
-            <w:sz w:val="28"/>
-            <w:szCs w:val="28"/>
-          </w:rPr>
-          <w:instrText xml:space="preserve"> PAGEREF _Toc243762821 \h </w:instrText>
+            <w:sz w:val="24"/>
+            <w:szCs w:val="24"/>
+          </w:rPr>
+          <w:instrText xml:space="preserve"> PAGEREF _Toc243831668 \h </w:instrText>
         </w:r>
         <w:r>
           <w:rPr>
             <w:rFonts w:ascii="Times New Roman" w:hAnsi="Times New Roman"/>
             <w:noProof/>
             <w:webHidden/>
-            <w:sz w:val="28"/>
-            <w:szCs w:val="28"/>
+            <w:sz w:val="24"/>
+            <w:szCs w:val="24"/>
           </w:rPr>
         </w:r>
         <w:r>
@@ -1212,8 +1242,8 @@
             <w:rFonts w:ascii="Times New Roman" w:hAnsi="Times New Roman"/>
             <w:noProof/>
             <w:webHidden/>
-            <w:sz w:val="28"/>
-            <w:szCs w:val="28"/>
+            <w:sz w:val="24"/>
+            <w:szCs w:val="24"/>
           </w:rPr>
           <w:fldChar w:fldCharType="separate"/>
         </w:r>
@@ -1222,8 +1252,8 @@
             <w:rFonts w:ascii="Times New Roman" w:hAnsi="Times New Roman"/>
             <w:noProof/>
             <w:webHidden/>
-            <w:sz w:val="28"/>
-            <w:szCs w:val="28"/>
+            <w:sz w:val="24"/>
+            <w:szCs w:val="24"/>
           </w:rPr>
           <w:t>5</w:t>
         </w:r>
@@ -1232,8 +1262,8 @@
             <w:rFonts w:ascii="Times New Roman" w:hAnsi="Times New Roman"/>
             <w:noProof/>
             <w:webHidden/>
-            <w:sz w:val="28"/>
-            <w:szCs w:val="28"/>
+            <w:sz w:val="24"/>
+            <w:szCs w:val="24"/>
           </w:rPr>
           <w:fldChar w:fldCharType="end"/>
         </w:r>
@@ -1243,26 +1273,26 @@
       <w:pPr>
         <w:pStyle w:val="21"/>
         <w:tabs>
-          <w:tab w:val="right" w:leader="dot" w:pos="9344"/>
+          <w:tab w:val="right" w:leader="dot" w:pos="10456"/>
         </w:tabs>
         <w:rPr>
           <w:rFonts w:ascii="Times New Roman" w:eastAsiaTheme="minorEastAsia" w:hAnsi="Times New Roman"/>
           <w:noProof/>
           <w:kern w:val="2"/>
-          <w:sz w:val="28"/>
-          <w:szCs w:val="28"/>
+          <w:sz w:val="24"/>
+          <w:szCs w:val="24"/>
           <w:lang w:eastAsia="ru-RU"/>
           <w14:ligatures w14:val="standardContextual"/>
         </w:rPr>
       </w:pPr>
-      <w:hyperlink w:anchor="_Toc243762822" w:history="1">
+      <w:hyperlink w:anchor="_Toc243831669" w:history="1">
         <w:r>
           <w:rPr>
             <w:rStyle w:val="ab"/>
             <w:rFonts w:ascii="Times New Roman" w:hAnsi="Times New Roman"/>
             <w:noProof/>
-            <w:sz w:val="28"/>
-            <w:szCs w:val="28"/>
+            <w:sz w:val="24"/>
+            <w:szCs w:val="24"/>
             <w:shd w:val="clear" w:color="auto" w:fill="FFFFFF"/>
           </w:rPr>
           <w:t>3.2 Заголовок 2</w:t>
@@ -1272,8 +1302,8 @@
             <w:rFonts w:ascii="Times New Roman" w:hAnsi="Times New Roman"/>
             <w:noProof/>
             <w:webHidden/>
-            <w:sz w:val="28"/>
-            <w:szCs w:val="28"/>
+            <w:sz w:val="24"/>
+            <w:szCs w:val="24"/>
           </w:rPr>
           <w:tab/>
         </w:r>
@@ -1282,8 +1312,8 @@
             <w:rFonts w:ascii="Times New Roman" w:hAnsi="Times New Roman"/>
             <w:noProof/>
             <w:webHidden/>
-            <w:sz w:val="28"/>
-            <w:szCs w:val="28"/>
+            <w:sz w:val="24"/>
+            <w:szCs w:val="24"/>
           </w:rPr>
           <w:fldChar w:fldCharType="begin"/>
         </w:r>
@@ -1292,18 +1322,18 @@
             <w:rFonts w:ascii="Times New Roman" w:hAnsi="Times New Roman"/>
             <w:noProof/>
             <w:webHidden/>
-            <w:sz w:val="28"/>
-            <w:szCs w:val="28"/>
-          </w:rPr>
-          <w:instrText xml:space="preserve"> PAGEREF _Toc243762822 \h </w:instrText>
+            <w:sz w:val="24"/>
+            <w:szCs w:val="24"/>
+          </w:rPr>
+          <w:instrText xml:space="preserve"> PAGEREF _Toc243831669 \h </w:instrText>
         </w:r>
         <w:r>
           <w:rPr>
             <w:rFonts w:ascii="Times New Roman" w:hAnsi="Times New Roman"/>
             <w:noProof/>
             <w:webHidden/>
-            <w:sz w:val="28"/>
-            <w:szCs w:val="28"/>
+            <w:sz w:val="24"/>
+            <w:szCs w:val="24"/>
           </w:rPr>
         </w:r>
         <w:r>
@@ -1311,8 +1341,8 @@
             <w:rFonts w:ascii="Times New Roman" w:hAnsi="Times New Roman"/>
             <w:noProof/>
             <w:webHidden/>
-            <w:sz w:val="28"/>
-            <w:szCs w:val="28"/>
+            <w:sz w:val="24"/>
+            <w:szCs w:val="24"/>
           </w:rPr>
           <w:fldChar w:fldCharType="separate"/>
         </w:r>
@@ -1321,8 +1351,8 @@
             <w:rFonts w:ascii="Times New Roman" w:hAnsi="Times New Roman"/>
             <w:noProof/>
             <w:webHidden/>
-            <w:sz w:val="28"/>
-            <w:szCs w:val="28"/>
+            <w:sz w:val="24"/>
+            <w:szCs w:val="24"/>
           </w:rPr>
           <w:t>5</w:t>
         </w:r>
@@ -1331,8 +1361,8 @@
             <w:rFonts w:ascii="Times New Roman" w:hAnsi="Times New Roman"/>
             <w:noProof/>
             <w:webHidden/>
-            <w:sz w:val="28"/>
-            <w:szCs w:val="28"/>
+            <w:sz w:val="24"/>
+            <w:szCs w:val="24"/>
           </w:rPr>
           <w:fldChar w:fldCharType="end"/>
         </w:r>
@@ -1342,36 +1372,36 @@
       <w:pPr>
         <w:pStyle w:val="11"/>
         <w:tabs>
-          <w:tab w:val="right" w:leader="dot" w:pos="9344"/>
+          <w:tab w:val="right" w:leader="dot" w:pos="10456"/>
         </w:tabs>
         <w:rPr>
           <w:rFonts w:ascii="Times New Roman" w:eastAsiaTheme="minorEastAsia" w:hAnsi="Times New Roman"/>
           <w:noProof/>
           <w:kern w:val="2"/>
-          <w:sz w:val="28"/>
-          <w:szCs w:val="28"/>
+          <w:sz w:val="24"/>
+          <w:szCs w:val="24"/>
           <w:lang w:eastAsia="ru-RU"/>
           <w14:ligatures w14:val="standardContextual"/>
         </w:rPr>
       </w:pPr>
-      <w:hyperlink w:anchor="_Toc243762823" w:history="1">
+      <w:hyperlink w:anchor="_Toc243831670" w:history="1">
         <w:r>
           <w:rPr>
             <w:rStyle w:val="ab"/>
             <w:rFonts w:ascii="Times New Roman" w:hAnsi="Times New Roman"/>
             <w:noProof/>
-            <w:sz w:val="28"/>
-            <w:szCs w:val="28"/>
-          </w:rPr>
-          <w:t>4. Источники</w:t>
+            <w:sz w:val="24"/>
+            <w:szCs w:val="24"/>
+          </w:rPr>
+          <w:t>4. Исходный код</w:t>
         </w:r>
         <w:r>
           <w:rPr>
             <w:rFonts w:ascii="Times New Roman" w:hAnsi="Times New Roman"/>
             <w:noProof/>
             <w:webHidden/>
-            <w:sz w:val="28"/>
-            <w:szCs w:val="28"/>
+            <w:sz w:val="24"/>
+            <w:szCs w:val="24"/>
           </w:rPr>
           <w:tab/>
         </w:r>
@@ -1380,8 +1410,8 @@
             <w:rFonts w:ascii="Times New Roman" w:hAnsi="Times New Roman"/>
             <w:noProof/>
             <w:webHidden/>
-            <w:sz w:val="28"/>
-            <w:szCs w:val="28"/>
+            <w:sz w:val="24"/>
+            <w:szCs w:val="24"/>
           </w:rPr>
           <w:fldChar w:fldCharType="begin"/>
         </w:r>
@@ -1390,18 +1420,18 @@
             <w:rFonts w:ascii="Times New Roman" w:hAnsi="Times New Roman"/>
             <w:noProof/>
             <w:webHidden/>
-            <w:sz w:val="28"/>
-            <w:szCs w:val="28"/>
-          </w:rPr>
-          <w:instrText xml:space="preserve"> PAGEREF _Toc243762823 \h </w:instrText>
+            <w:sz w:val="24"/>
+            <w:szCs w:val="24"/>
+          </w:rPr>
+          <w:instrText xml:space="preserve"> PAGEREF _Toc243831670 \h </w:instrText>
         </w:r>
         <w:r>
           <w:rPr>
             <w:rFonts w:ascii="Times New Roman" w:hAnsi="Times New Roman"/>
             <w:noProof/>
             <w:webHidden/>
-            <w:sz w:val="28"/>
-            <w:szCs w:val="28"/>
+            <w:sz w:val="24"/>
+            <w:szCs w:val="24"/>
           </w:rPr>
         </w:r>
         <w:r>
@@ -1409,8 +1439,8 @@
             <w:rFonts w:ascii="Times New Roman" w:hAnsi="Times New Roman"/>
             <w:noProof/>
             <w:webHidden/>
-            <w:sz w:val="28"/>
-            <w:szCs w:val="28"/>
+            <w:sz w:val="24"/>
+            <w:szCs w:val="24"/>
           </w:rPr>
           <w:fldChar w:fldCharType="separate"/>
         </w:r>
@@ -1419,8 +1449,8 @@
             <w:rFonts w:ascii="Times New Roman" w:hAnsi="Times New Roman"/>
             <w:noProof/>
             <w:webHidden/>
-            <w:sz w:val="28"/>
-            <w:szCs w:val="28"/>
+            <w:sz w:val="24"/>
+            <w:szCs w:val="24"/>
           </w:rPr>
           <w:t>6</w:t>
         </w:r>
@@ -1429,8 +1459,8 @@
             <w:rFonts w:ascii="Times New Roman" w:hAnsi="Times New Roman"/>
             <w:noProof/>
             <w:webHidden/>
-            <w:sz w:val="28"/>
-            <w:szCs w:val="28"/>
+            <w:sz w:val="24"/>
+            <w:szCs w:val="24"/>
           </w:rPr>
           <w:fldChar w:fldCharType="end"/>
         </w:r>
@@ -1438,6 +1468,104 @@
     </w:p>
     <w:p>
       <w:pPr>
+        <w:pStyle w:val="11"/>
+        <w:tabs>
+          <w:tab w:val="right" w:leader="dot" w:pos="10456"/>
+        </w:tabs>
+        <w:rPr>
+          <w:rFonts w:ascii="Times New Roman" w:eastAsiaTheme="minorEastAsia" w:hAnsi="Times New Roman"/>
+          <w:noProof/>
+          <w:kern w:val="2"/>
+          <w:sz w:val="24"/>
+          <w:szCs w:val="24"/>
+          <w:lang w:eastAsia="ru-RU"/>
+          <w14:ligatures w14:val="standardContextual"/>
+        </w:rPr>
+      </w:pPr>
+      <w:hyperlink w:anchor="_Toc243831671" w:history="1">
+        <w:r>
+          <w:rPr>
+            <w:rStyle w:val="ab"/>
+            <w:rFonts w:ascii="Times New Roman" w:hAnsi="Times New Roman"/>
+            <w:noProof/>
+            <w:sz w:val="24"/>
+            <w:szCs w:val="24"/>
+          </w:rPr>
+          <w:t>5. Источники</w:t>
+        </w:r>
+        <w:r>
+          <w:rPr>
+            <w:rFonts w:ascii="Times New Roman" w:hAnsi="Times New Roman"/>
+            <w:noProof/>
+            <w:webHidden/>
+            <w:sz w:val="24"/>
+            <w:szCs w:val="24"/>
+          </w:rPr>
+          <w:tab/>
+        </w:r>
+        <w:r>
+          <w:rPr>
+            <w:rFonts w:ascii="Times New Roman" w:hAnsi="Times New Roman"/>
+            <w:noProof/>
+            <w:webHidden/>
+            <w:sz w:val="24"/>
+            <w:szCs w:val="24"/>
+          </w:rPr>
+          <w:fldChar w:fldCharType="begin"/>
+        </w:r>
+        <w:r>
+          <w:rPr>
+            <w:rFonts w:ascii="Times New Roman" w:hAnsi="Times New Roman"/>
+            <w:noProof/>
+            <w:webHidden/>
+            <w:sz w:val="24"/>
+            <w:szCs w:val="24"/>
+          </w:rPr>
+          <w:instrText xml:space="preserve"> PAGEREF _Toc243831671 \h </w:instrText>
+        </w:r>
+        <w:r>
+          <w:rPr>
+            <w:rFonts w:ascii="Times New Roman" w:hAnsi="Times New Roman"/>
+            <w:noProof/>
+            <w:webHidden/>
+            <w:sz w:val="24"/>
+            <w:szCs w:val="24"/>
+          </w:rPr>
+        </w:r>
+        <w:r>
+          <w:rPr>
+            <w:rFonts w:ascii="Times New Roman" w:hAnsi="Times New Roman"/>
+            <w:noProof/>
+            <w:webHidden/>
+            <w:sz w:val="24"/>
+            <w:szCs w:val="24"/>
+          </w:rPr>
+          <w:fldChar w:fldCharType="separate"/>
+        </w:r>
+        <w:r>
+          <w:rPr>
+            <w:rFonts w:ascii="Times New Roman" w:hAnsi="Times New Roman"/>
+            <w:noProof/>
+            <w:webHidden/>
+            <w:sz w:val="24"/>
+            <w:szCs w:val="24"/>
+          </w:rPr>
+          <w:t>7</w:t>
+        </w:r>
+        <w:r>
+          <w:rPr>
+            <w:rFonts w:ascii="Times New Roman" w:hAnsi="Times New Roman"/>
+            <w:noProof/>
+            <w:webHidden/>
+            <w:sz w:val="24"/>
+            <w:szCs w:val="24"/>
+          </w:rPr>
+          <w:fldChar w:fldCharType="end"/>
+        </w:r>
+      </w:hyperlink>
+    </w:p>
+    <w:p>
+      <w:pPr>
         <w:spacing w:line="360" w:lineRule="auto"/>
         <w:rPr>
           <w:rFonts w:ascii="Times New Roman" w:hAnsi="Times New Roman"/>
@@ -1464,8 +1592,9 @@
     <w:p>
       <w:pPr>
         <w:pStyle w:val="1"/>
-      </w:pPr>
-      <w:bookmarkStart w:id="1" w:name="_Toc243762818"/>
+        <w:spacing w:after="240"/>
+      </w:pPr>
+      <w:bookmarkStart w:id="1" w:name="_Toc243831665"/>
       <w:r>
         <w:lastRenderedPageBreak/>
         <w:t xml:space="preserve">1. </w:t>
@@ -1599,11 +1728,12 @@
     <w:p>
       <w:pPr>
         <w:pStyle w:val="1"/>
+        <w:spacing w:after="240"/>
       </w:pPr>
       <w:r>
         <w:br w:type="page"/>
       </w:r>
-      <w:bookmarkStart w:id="2" w:name="_Toc243762819"/>
+      <w:bookmarkStart w:id="2" w:name="_Toc243831666"/>
       <w:r>
         <w:lastRenderedPageBreak/>
         <w:t xml:space="preserve">2. </w:t>
@@ -1615,6 +1745,7 @@
     </w:p>
     <w:p>
       <w:pPr>
+        <w:ind w:firstLine="540"/>
         <w:rPr>
           <w:rFonts w:ascii="Times New Roman" w:hAnsi="Times New Roman"/>
           <w:color w:val="000000"/>
@@ -1695,7 +1826,7 @@
         </w:rPr>
         <w:br w:type="page"/>
       </w:r>
-      <w:bookmarkStart w:id="3" w:name="_Toc243762820"/>
+      <w:bookmarkStart w:id="3" w:name="_Toc243831667"/>
       <w:r>
         <w:lastRenderedPageBreak/>
         <w:t>3. Решение</w:t>
@@ -1705,11 +1836,12 @@
     <w:p>
       <w:pPr>
         <w:pStyle w:val="2"/>
+        <w:spacing w:after="240"/>
         <w:rPr>
           <w:shd w:val="clear" w:color="auto" w:fill="FFFFFF"/>
         </w:rPr>
       </w:pPr>
-      <w:bookmarkStart w:id="4" w:name="_Toc243762821"/>
+      <w:bookmarkStart w:id="4" w:name="_Toc243831668"/>
       <w:r>
         <w:rPr>
           <w:shd w:val="clear" w:color="auto" w:fill="FFFFFF"/>
@@ -1726,6 +1858,7 @@
     </w:p>
     <w:p>
       <w:pPr>
+        <w:ind w:firstLine="540"/>
         <w:rPr>
           <w:rFonts w:ascii="Times New Roman" w:hAnsi="Times New Roman"/>
           <w:color w:val="000000"/>
@@ -1748,11 +1881,12 @@
     <w:p>
       <w:pPr>
         <w:pStyle w:val="2"/>
+        <w:spacing w:after="240"/>
         <w:rPr>
           <w:shd w:val="clear" w:color="auto" w:fill="FFFFFF"/>
         </w:rPr>
       </w:pPr>
-      <w:bookmarkStart w:id="5" w:name="_Toc243762822"/>
+      <w:bookmarkStart w:id="5" w:name="_Toc243831669"/>
       <w:r>
         <w:rPr>
           <w:shd w:val="clear" w:color="auto" w:fill="FFFFFF"/>
@@ -1769,6 +1903,7 @@
     </w:p>
     <w:p>
       <w:pPr>
+        <w:ind w:firstLine="540"/>
         <w:rPr>
           <w:rFonts w:ascii="Times New Roman" w:hAnsi="Times New Roman"/>
           <w:i/>
@@ -1815,13 +1950,140 @@
     <w:p>
       <w:pPr>
         <w:pStyle w:val="1"/>
-      </w:pPr>
-      <w:bookmarkStart w:id="6" w:name="_Toc243762823"/>
+        <w:spacing w:after="240"/>
+      </w:pPr>
+      <w:bookmarkStart w:id="6" w:name="_Toc243831670"/>
       <w:r>
         <w:lastRenderedPageBreak/>
         <w:t>4</w:t>
       </w:r>
       <w:r>
+        <w:t xml:space="preserve">. </w:t>
+      </w:r>
+      <w:r>
+        <w:t>Исходный код</w:t>
+      </w:r>
+      <w:bookmarkEnd w:id="6"/>
+    </w:p>
+    <w:p>
+      <w:pPr>
+        <w:ind w:firstLine="540"/>
+        <w:rPr>
+          <w:rFonts w:ascii="Times New Roman" w:hAnsi="Times New Roman"/>
+          <w:color w:val="000000"/>
+          <w:sz w:val="28"/>
+          <w:szCs w:val="28"/>
+          <w:shd w:val="clear" w:color="auto" w:fill="FFFFFF"/>
+        </w:rPr>
+      </w:pPr>
+      <w:r>
+        <w:rPr>
+          <w:rFonts w:ascii="Times New Roman" w:hAnsi="Times New Roman"/>
+          <w:color w:val="000000"/>
+          <w:sz w:val="28"/>
+          <w:szCs w:val="28"/>
+          <w:shd w:val="clear" w:color="auto" w:fill="FFFFFF"/>
+        </w:rPr>
+        <w:t xml:space="preserve">Представленный код реализован с использованием </w:t>
+      </w:r>
+      <w:r>
+        <w:rPr>
+          <w:rFonts w:ascii="Times New Roman" w:hAnsi="Times New Roman"/>
+          <w:color w:val="000000"/>
+          <w:sz w:val="28"/>
+          <w:szCs w:val="28"/>
+          <w:shd w:val="clear" w:color="auto" w:fill="FFFFFF"/>
+        </w:rPr>
+        <w:t>{</w:t>
+      </w:r>
+      <w:r>
+        <w:rPr>
+          <w:rFonts w:ascii="Times New Roman" w:hAnsi="Times New Roman"/>
+          <w:color w:val="000000"/>
+          <w:sz w:val="28"/>
+          <w:szCs w:val="28"/>
+          <w:shd w:val="clear" w:color="auto" w:fill="FFFFFF"/>
+        </w:rPr>
+        <w:t>выбранный вами программный комплекс</w:t>
+      </w:r>
+      <w:r>
+        <w:rPr>
+          <w:rFonts w:ascii="Times New Roman" w:hAnsi="Times New Roman"/>
+          <w:color w:val="000000"/>
+          <w:sz w:val="28"/>
+          <w:szCs w:val="28"/>
+          <w:shd w:val="clear" w:color="auto" w:fill="FFFFFF"/>
+        </w:rPr>
+        <w:t>}</w:t>
+      </w:r>
+      <w:r>
+        <w:rPr>
+          <w:rFonts w:ascii="Times New Roman" w:hAnsi="Times New Roman"/>
+          <w:color w:val="000000"/>
+          <w:sz w:val="28"/>
+          <w:szCs w:val="28"/>
+          <w:shd w:val="clear" w:color="auto" w:fill="FFFFFF"/>
+        </w:rPr>
+        <w:t xml:space="preserve">. Исходный код предоставлен в репозитории и доступен по следующей ссылке: </w:t>
+      </w:r>
+      <w:r>
+        <w:rPr>
+          <w:rFonts w:ascii="Times New Roman" w:hAnsi="Times New Roman"/>
+          <w:color w:val="000000"/>
+          <w:sz w:val="28"/>
+          <w:szCs w:val="28"/>
+          <w:shd w:val="clear" w:color="auto" w:fill="FFFFFF"/>
+        </w:rPr>
+        <w:t>{</w:t>
+      </w:r>
+      <w:r>
+        <w:rPr>
+          <w:rFonts w:ascii="Times New Roman" w:hAnsi="Times New Roman"/>
+          <w:color w:val="000000"/>
+          <w:sz w:val="28"/>
+          <w:szCs w:val="28"/>
+          <w:shd w:val="clear" w:color="auto" w:fill="FFFFFF"/>
+        </w:rPr>
+        <w:t>прямая ссылка или сноска на источники</w:t>
+      </w:r>
+      <w:r>
+        <w:rPr>
+          <w:rFonts w:ascii="Times New Roman" w:hAnsi="Times New Roman"/>
+          <w:color w:val="000000"/>
+          <w:sz w:val="28"/>
+          <w:szCs w:val="28"/>
+          <w:shd w:val="clear" w:color="auto" w:fill="FFFFFF"/>
+        </w:rPr>
+        <w:t>}</w:t>
+      </w:r>
+    </w:p>
+    <w:p>
+      <w:pPr>
+        <w:spacing w:after="0" w:line="240" w:lineRule="auto"/>
+        <w:rPr>
+          <w:rFonts w:ascii="Times New Roman" w:hAnsi="Times New Roman"/>
+          <w:b/>
+          <w:bCs/>
+          <w:color w:val="000000"/>
+          <w:sz w:val="36"/>
+          <w:szCs w:val="28"/>
+        </w:rPr>
+      </w:pPr>
+      <w:r>
+        <w:br w:type="page"/>
+      </w:r>
+    </w:p>
+    <w:p>
+      <w:pPr>
+        <w:pStyle w:val="1"/>
+        <w:spacing w:after="240"/>
+      </w:pPr>
+      <w:bookmarkStart w:id="7" w:name="_Toc243831671"/>
+      <w:r>
+        <w:lastRenderedPageBreak/>
+        <w:t>5</w:t>
+      </w:r>
+      <w:r>
         <w:t>.</w:t>
       </w:r>
       <w:r>
@@ -1830,7 +2092,7 @@
       <w:r>
         <w:t>Источники</w:t>
       </w:r>
-      <w:bookmarkEnd w:id="6"/>
+      <w:bookmarkEnd w:id="7"/>
     </w:p>
     <w:p>
       <w:pPr>
@@ -2025,7 +2287,7 @@
       <w:headerReference w:type="first" r:id="rId9"/>
       <w:footerReference w:type="first" r:id="rId10"/>
       <w:pgSz w:w="11906" w:h="16838"/>
-      <w:pgMar w:top="1134" w:right="567" w:bottom="1134" w:left="1985" w:header="709" w:footer="709" w:gutter="0"/>
+      <w:pgMar w:top="720" w:right="720" w:bottom="720" w:left="720" w:header="709" w:footer="709" w:gutter="0"/>
       <w:cols w:space="708"/>
       <w:titlePg/>
       <w:docGrid w:linePitch="360"/>
@@ -4716,6 +4978,7 @@
   <w:style w:type="character" w:default="1" w:styleId="a0">
     <w:name w:val="Default Paragraph Font"/>
     <w:uiPriority w:val="1"/>
+    <w:semiHidden/>
     <w:unhideWhenUsed/>
   </w:style>
   <w:style w:type="table" w:default="1" w:styleId="a1">
